--- a/email/output_docx/cochair/Invitation IUMRS-ICEM2026_Symp13_Co-chair_Naratip Vittayakorn.docx
+++ b/email/output_docx/cochair/Invitation IUMRS-ICEM2026_Symp13_Co-chair_Naratip Vittayakorn.docx
@@ -336,6 +336,7 @@
     </w:p>
     <w:p>
       <w:pPr>
+        <w:spacing w:line="276" w:lineRule="auto"/>
         <w:ind w:firstLine="720"/>
         <w:jc w:val="both"/>
         <w:rPr>
